--- a/Direct Instruction Scripts/Unit 1 Part C - Lessons 12-15.docx
+++ b/Direct Instruction Scripts/Unit 1 Part C - Lessons 12-15.docx
@@ -597,7 +597,7 @@
           <w:sz w:val="24"/>
           <w:szCs w:val="24"/>
         </w:rPr>
-        <w:t xml:space="preserve">Everybody. Substance or accident. This rock.</w:t>
+        <w:t>Everybody. Substance or accident? This rock.</w:t>
       </w:r>
       <w:r>
         <w:rPr>
@@ -633,7 +633,7 @@
           <w:sz w:val="24"/>
           <w:szCs w:val="24"/>
         </w:rPr>
-        <w:t xml:space="preserve">This white.</w:t>
+        <w:t>This white.</w:t>
       </w:r>
       <w:r>
         <w:rPr>
@@ -666,7 +666,7 @@
           <w:sz w:val="24"/>
           <w:szCs w:val="24"/>
         </w:rPr>
-        <w:t xml:space="preserve">Everybody. First or second. Socrates.</w:t>
+        <w:t>Everybody. First or second substance? Socrates.</w:t>
       </w:r>
       <w:r>
         <w:rPr>
@@ -702,7 +702,7 @@
           <w:sz w:val="24"/>
           <w:szCs w:val="24"/>
         </w:rPr>
-        <w:t xml:space="preserve">Man.</w:t>
+        <w:t>Man.</w:t>
       </w:r>
       <w:r>
         <w:rPr>
@@ -801,7 +801,7 @@
           <w:sz w:val="24"/>
           <w:szCs w:val="24"/>
         </w:rPr>
-        <w:t xml:space="preserve">Everybody. Judge it. A dog is an animal.</w:t>
+        <w:t>Everybody. Judge it — good, too wide, too narrow, circular, or dark? A dog is an animal.</w:t>
       </w:r>
       <w:r>
         <w:rPr>
@@ -870,7 +870,7 @@
           <w:sz w:val="24"/>
           <w:szCs w:val="24"/>
         </w:rPr>
-        <w:t xml:space="preserve">Everybody. Which naming? The dog's bark, the tree's bark.</w:t>
+        <w:t>Everybody. Which naming — univocal, equivocal, or denominative? The dog's bark, the tree's bark.</w:t>
       </w:r>
       <w:r>
         <w:rPr>
@@ -1198,7 +1198,7 @@
           <w:sz w:val="24"/>
           <w:szCs w:val="24"/>
         </w:rPr>
-        <w:t xml:space="preserve">Six feet tall.</w:t>
+        <w:t>Which category? Six feet tall.</w:t>
       </w:r>
       <w:r>
         <w:rPr>
@@ -1231,7 +1231,7 @@
           <w:sz w:val="24"/>
           <w:szCs w:val="24"/>
         </w:rPr>
-        <w:t xml:space="preserve">Brave.</w:t>
+        <w:t>Which category? Brave.</w:t>
       </w:r>
       <w:r>
         <w:rPr>
@@ -1264,7 +1264,7 @@
           <w:sz w:val="24"/>
           <w:szCs w:val="24"/>
         </w:rPr>
-        <w:t xml:space="preserve">Taller than Plato.</w:t>
+        <w:t>Which category? Taller than Plato.</w:t>
       </w:r>
       <w:r>
         <w:rPr>
@@ -1297,7 +1297,7 @@
           <w:sz w:val="24"/>
           <w:szCs w:val="24"/>
         </w:rPr>
-        <w:t xml:space="preserve">White.</w:t>
+        <w:t>Which category? White.</w:t>
       </w:r>
       <w:r>
         <w:rPr>
@@ -1330,7 +1330,7 @@
           <w:sz w:val="24"/>
           <w:szCs w:val="24"/>
         </w:rPr>
-        <w:t xml:space="preserve">Three feet wide.</w:t>
+        <w:t>Which category? Three feet wide.</w:t>
       </w:r>
       <w:r>
         <w:rPr>
@@ -1363,7 +1363,7 @@
           <w:sz w:val="24"/>
           <w:szCs w:val="24"/>
         </w:rPr>
-        <w:t xml:space="preserve">Double.</w:t>
+        <w:t>Which category? Double.</w:t>
       </w:r>
       <w:r>
         <w:rPr>
@@ -1411,7 +1411,7 @@
           <w:sz w:val="24"/>
           <w:szCs w:val="24"/>
         </w:rPr>
-        <w:t xml:space="preserve">Two hundred pounds.</w:t>
+        <w:t>Which category? Two hundred pounds.</w:t>
       </w:r>
       <w:r>
         <w:rPr>
@@ -1444,7 +1444,7 @@
           <w:sz w:val="24"/>
           <w:szCs w:val="24"/>
         </w:rPr>
-        <w:t xml:space="preserve">Wise.</w:t>
+        <w:t>Which category? Wise.</w:t>
       </w:r>
       <w:r>
         <w:rPr>
@@ -1477,7 +1477,7 @@
           <w:sz w:val="24"/>
           <w:szCs w:val="24"/>
         </w:rPr>
-        <w:t xml:space="preserve">A father.</w:t>
+        <w:t>Which category? A father.</w:t>
       </w:r>
       <w:r>
         <w:rPr>
@@ -1510,7 +1510,7 @@
           <w:sz w:val="24"/>
           <w:szCs w:val="24"/>
         </w:rPr>
-        <w:t xml:space="preserve">Musical.</w:t>
+        <w:t>Musical.</w:t>
       </w:r>
       <w:r>
         <w:rPr>
@@ -1543,7 +1543,7 @@
           <w:sz w:val="24"/>
           <w:szCs w:val="24"/>
         </w:rPr>
-        <w:t xml:space="preserve">Older than his brother.</w:t>
+        <w:t>Older than his brother.</w:t>
       </w:r>
       <w:r>
         <w:rPr>
@@ -1576,7 +1576,7 @@
           <w:sz w:val="24"/>
           <w:szCs w:val="24"/>
         </w:rPr>
-        <w:t xml:space="preserve">Four cubits long.</w:t>
+        <w:t>Which category? Four cubits long.</w:t>
       </w:r>
       <w:r>
         <w:rPr>
@@ -1609,7 +1609,7 @@
           <w:sz w:val="24"/>
           <w:szCs w:val="24"/>
         </w:rPr>
-        <w:t xml:space="preserve">(9). Whiter than snow.</w:t>
+        <w:t>(9). Which category? Whiter than snow.</w:t>
       </w:r>
       <w:r>
         <w:rPr>
@@ -1645,7 +1645,7 @@
           <w:sz w:val="24"/>
           <w:szCs w:val="24"/>
         </w:rPr>
-        <w:t xml:space="preserve">White.</w:t>
+        <w:t>White.</w:t>
       </w:r>
       <w:r>
         <w:rPr>
@@ -1874,7 +1874,7 @@
           <w:sz w:val="24"/>
           <w:szCs w:val="24"/>
         </w:rPr>
-        <w:t xml:space="preserve">In the marketplace.</w:t>
+        <w:t>Which category? In the marketplace.</w:t>
       </w:r>
       <w:r>
         <w:rPr>
@@ -1907,7 +1907,7 @@
           <w:sz w:val="24"/>
           <w:szCs w:val="24"/>
         </w:rPr>
-        <w:t xml:space="preserve">Yesterday.</w:t>
+        <w:t>Which category? Yesterday.</w:t>
       </w:r>
       <w:r>
         <w:rPr>
@@ -1940,7 +1940,7 @@
           <w:sz w:val="24"/>
           <w:szCs w:val="24"/>
         </w:rPr>
-        <w:t xml:space="preserve">Sitting.</w:t>
+        <w:t>Which category? Sitting.</w:t>
       </w:r>
       <w:r>
         <w:rPr>
@@ -1973,7 +1973,7 @@
           <w:sz w:val="24"/>
           <w:szCs w:val="24"/>
         </w:rPr>
-        <w:t xml:space="preserve">At home.</w:t>
+        <w:t>Which category? At home.</w:t>
       </w:r>
       <w:r>
         <w:rPr>
@@ -2006,7 +2006,7 @@
           <w:sz w:val="24"/>
           <w:szCs w:val="24"/>
         </w:rPr>
-        <w:t xml:space="preserve">Lying down.</w:t>
+        <w:t>Which category? Lying down.</w:t>
       </w:r>
       <w:r>
         <w:rPr>
@@ -2039,7 +2039,7 @@
           <w:sz w:val="24"/>
           <w:szCs w:val="24"/>
         </w:rPr>
-        <w:t xml:space="preserve">Last year.</w:t>
+        <w:t>Which category? Last year.</w:t>
       </w:r>
       <w:r>
         <w:rPr>
@@ -2087,7 +2087,7 @@
           <w:sz w:val="24"/>
           <w:szCs w:val="24"/>
         </w:rPr>
-        <w:t xml:space="preserve">Standing.</w:t>
+        <w:t>Which category? Standing.</w:t>
       </w:r>
       <w:r>
         <w:rPr>
@@ -2120,7 +2120,7 @@
           <w:sz w:val="24"/>
           <w:szCs w:val="24"/>
         </w:rPr>
-        <w:t xml:space="preserve">In the temple.</w:t>
+        <w:t>Which category? In the temple.</w:t>
       </w:r>
       <w:r>
         <w:rPr>
@@ -2153,7 +2153,7 @@
           <w:sz w:val="24"/>
           <w:szCs w:val="24"/>
         </w:rPr>
-        <w:t xml:space="preserve">This morning.</w:t>
+        <w:t>Which category? This morning.</w:t>
       </w:r>
       <w:r>
         <w:rPr>
@@ -2186,7 +2186,7 @@
           <w:sz w:val="24"/>
           <w:szCs w:val="24"/>
         </w:rPr>
-        <w:t xml:space="preserve">Kneeling.</w:t>
+        <w:t>Kneeling.</w:t>
       </w:r>
       <w:r>
         <w:rPr>
@@ -2219,7 +2219,7 @@
           <w:sz w:val="24"/>
           <w:szCs w:val="24"/>
         </w:rPr>
-        <w:t xml:space="preserve">On the road.</w:t>
+        <w:t>On the road.</w:t>
       </w:r>
       <w:r>
         <w:rPr>
@@ -2252,7 +2252,7 @@
           <w:sz w:val="24"/>
           <w:szCs w:val="24"/>
         </w:rPr>
-        <w:t xml:space="preserve">Tomorrow.</w:t>
+        <w:t>Which category? Tomorrow.</w:t>
       </w:r>
       <w:r>
         <w:rPr>
@@ -2285,7 +2285,7 @@
           <w:sz w:val="24"/>
           <w:szCs w:val="24"/>
         </w:rPr>
-        <w:t xml:space="preserve">(9). Sitting.</w:t>
+        <w:t>(9). Which category? Sitting.</w:t>
       </w:r>
       <w:r>
         <w:rPr>
@@ -2321,7 +2321,7 @@
           <w:sz w:val="24"/>
           <w:szCs w:val="24"/>
         </w:rPr>
-        <w:t xml:space="preserve">In the market.</w:t>
+        <w:t>In the market.</w:t>
       </w:r>
       <w:r>
         <w:rPr>
@@ -2517,7 +2517,7 @@
           <w:sz w:val="24"/>
           <w:szCs w:val="24"/>
         </w:rPr>
-        <w:t xml:space="preserve">Cuts.</w:t>
+        <w:t>Which category? Cuts.</w:t>
       </w:r>
       <w:r>
         <w:rPr>
@@ -2550,7 +2550,7 @@
           <w:sz w:val="24"/>
           <w:szCs w:val="24"/>
         </w:rPr>
-        <w:t xml:space="preserve">Is cut.</w:t>
+        <w:t>Which category? Is cut.</w:t>
       </w:r>
       <w:r>
         <w:rPr>
@@ -2583,7 +2583,7 @@
           <w:sz w:val="24"/>
           <w:szCs w:val="24"/>
         </w:rPr>
-        <w:t xml:space="preserve">Shod.</w:t>
+        <w:t>Which category? Shod.</w:t>
       </w:r>
       <w:r>
         <w:rPr>
@@ -2616,7 +2616,7 @@
           <w:sz w:val="24"/>
           <w:szCs w:val="24"/>
         </w:rPr>
-        <w:t xml:space="preserve">Walks.</w:t>
+        <w:t>Which category? Walks.</w:t>
       </w:r>
       <w:r>
         <w:rPr>
@@ -2649,7 +2649,7 @@
           <w:sz w:val="24"/>
           <w:szCs w:val="24"/>
         </w:rPr>
-        <w:t xml:space="preserve">Is carried.</w:t>
+        <w:t>Which category? Is carried.</w:t>
       </w:r>
       <w:r>
         <w:rPr>
@@ -2682,7 +2682,7 @@
           <w:sz w:val="24"/>
           <w:szCs w:val="24"/>
         </w:rPr>
-        <w:t xml:space="preserve">Armed.</w:t>
+        <w:t>Which category? Armed.</w:t>
       </w:r>
       <w:r>
         <w:rPr>
@@ -2730,7 +2730,7 @@
           <w:sz w:val="24"/>
           <w:szCs w:val="24"/>
         </w:rPr>
-        <w:t xml:space="preserve">Teaches.</w:t>
+        <w:t>Which category? Teaches.</w:t>
       </w:r>
       <w:r>
         <w:rPr>
@@ -2763,7 +2763,7 @@
           <w:sz w:val="24"/>
           <w:szCs w:val="24"/>
         </w:rPr>
-        <w:t xml:space="preserve">Is taught.</w:t>
+        <w:t>Which category? Is taught.</w:t>
       </w:r>
       <w:r>
         <w:rPr>
@@ -2796,7 +2796,7 @@
           <w:sz w:val="24"/>
           <w:szCs w:val="24"/>
         </w:rPr>
-        <w:t xml:space="preserve">Wearing a cloak.</w:t>
+        <w:t>Which category? Wearing a cloak.</w:t>
       </w:r>
       <w:r>
         <w:rPr>
@@ -2829,7 +2829,7 @@
           <w:sz w:val="24"/>
           <w:szCs w:val="24"/>
         </w:rPr>
-        <w:t xml:space="preserve">Is praised.</w:t>
+        <w:t>Is praised.</w:t>
       </w:r>
       <w:r>
         <w:rPr>
@@ -2862,7 +2862,7 @@
           <w:sz w:val="24"/>
           <w:szCs w:val="24"/>
         </w:rPr>
-        <w:t xml:space="preserve">Builds.</w:t>
+        <w:t>Builds.</w:t>
       </w:r>
       <w:r>
         <w:rPr>
@@ -2895,7 +2895,7 @@
           <w:sz w:val="24"/>
           <w:szCs w:val="24"/>
         </w:rPr>
-        <w:t xml:space="preserve">Barefoot.</w:t>
+        <w:t>Which category? Barefoot.</w:t>
       </w:r>
       <w:r>
         <w:rPr>
@@ -2928,7 +2928,7 @@
           <w:sz w:val="24"/>
           <w:szCs w:val="24"/>
         </w:rPr>
-        <w:t xml:space="preserve">(9). Cuts.</w:t>
+        <w:t>(9). Which category? Cuts.</w:t>
       </w:r>
       <w:r>
         <w:rPr>
@@ -2964,7 +2964,7 @@
           <w:sz w:val="24"/>
           <w:szCs w:val="24"/>
         </w:rPr>
-        <w:t xml:space="preserve">Is cut.</w:t>
+        <w:t>Is cut.</w:t>
       </w:r>
       <w:r>
         <w:rPr>
@@ -3090,7 +3090,7 @@
           <w:sz w:val="24"/>
           <w:szCs w:val="24"/>
         </w:rPr>
-        <w:t xml:space="preserve">Six feet tall.</w:t>
+        <w:t>Which category? Six feet tall.</w:t>
       </w:r>
       <w:r>
         <w:rPr>
@@ -3132,7 +3132,7 @@
           <w:sz w:val="24"/>
           <w:szCs w:val="24"/>
         </w:rPr>
-        <w:t xml:space="preserve">In the marketplace.</w:t>
+        <w:t>Which category? In the marketplace.</w:t>
       </w:r>
       <w:r>
         <w:rPr>
@@ -3174,7 +3174,7 @@
           <w:sz w:val="24"/>
           <w:szCs w:val="24"/>
         </w:rPr>
-        <w:t xml:space="preserve">Cuts the bread.</w:t>
+        <w:t>Which category? Cuts the bread.</w:t>
       </w:r>
       <w:r>
         <w:rPr>
@@ -3216,7 +3216,7 @@
           <w:sz w:val="24"/>
           <w:szCs w:val="24"/>
         </w:rPr>
-        <w:t xml:space="preserve">Brave.</w:t>
+        <w:t>Brave.</w:t>
       </w:r>
       <w:r>
         <w:rPr>
@@ -3258,7 +3258,7 @@
           <w:sz w:val="24"/>
           <w:szCs w:val="24"/>
         </w:rPr>
-        <w:t xml:space="preserve">Sitting.</w:t>
+        <w:t>Sitting.</w:t>
       </w:r>
       <w:r>
         <w:rPr>
@@ -3300,7 +3300,7 @@
           <w:sz w:val="24"/>
           <w:szCs w:val="24"/>
         </w:rPr>
-        <w:t xml:space="preserve">Is cut by the barber.</w:t>
+        <w:t>Is cut by the barber.</w:t>
       </w:r>
       <w:r>
         <w:rPr>
@@ -3342,7 +3342,7 @@
           <w:sz w:val="24"/>
           <w:szCs w:val="24"/>
         </w:rPr>
-        <w:t xml:space="preserve">Yesterday.</w:t>
+        <w:t>Which category? Yesterday.</w:t>
       </w:r>
       <w:r>
         <w:rPr>
@@ -3384,7 +3384,7 @@
           <w:sz w:val="24"/>
           <w:szCs w:val="24"/>
         </w:rPr>
-        <w:t xml:space="preserve">Shod.</w:t>
+        <w:t>Shod.</w:t>
       </w:r>
       <w:r>
         <w:rPr>
@@ -3426,7 +3426,7 @@
           <w:sz w:val="24"/>
           <w:szCs w:val="24"/>
         </w:rPr>
-        <w:t xml:space="preserve">Taller than Plato.</w:t>
+        <w:t>Taller than Plato.</w:t>
       </w:r>
       <w:r>
         <w:rPr>
@@ -3468,7 +3468,7 @@
           <w:sz w:val="24"/>
           <w:szCs w:val="24"/>
         </w:rPr>
-        <w:t xml:space="preserve">White.</w:t>
+        <w:t>White.</w:t>
       </w:r>
       <w:r>
         <w:rPr>
@@ -3510,7 +3510,7 @@
           <w:sz w:val="24"/>
           <w:szCs w:val="24"/>
         </w:rPr>
-        <w:t xml:space="preserve">Standing.</w:t>
+        <w:t>Which category? Standing.</w:t>
       </w:r>
       <w:r>
         <w:rPr>
@@ -3552,7 +3552,7 @@
           <w:sz w:val="24"/>
           <w:szCs w:val="24"/>
         </w:rPr>
-        <w:t xml:space="preserve">Two hundred pounds.</w:t>
+        <w:t>Two hundred pounds.</w:t>
       </w:r>
       <w:r>
         <w:rPr>
@@ -3594,7 +3594,7 @@
           <w:sz w:val="24"/>
           <w:szCs w:val="24"/>
         </w:rPr>
-        <w:t xml:space="preserve">Is praised.</w:t>
+        <w:t>Is praised.</w:t>
       </w:r>
       <w:r>
         <w:rPr>
@@ -3636,7 +3636,7 @@
           <w:sz w:val="24"/>
           <w:szCs w:val="24"/>
         </w:rPr>
-        <w:t xml:space="preserve">A father.</w:t>
+        <w:t>A father.</w:t>
       </w:r>
       <w:r>
         <w:rPr>
@@ -3678,7 +3678,7 @@
           <w:sz w:val="24"/>
           <w:szCs w:val="24"/>
         </w:rPr>
-        <w:t xml:space="preserve">At home.</w:t>
+        <w:t>Which category? At home.</w:t>
       </w:r>
       <w:r>
         <w:rPr>
@@ -3720,7 +3720,7 @@
           <w:sz w:val="24"/>
           <w:szCs w:val="24"/>
         </w:rPr>
-        <w:t xml:space="preserve">Armed.</w:t>
+        <w:t>Armed.</w:t>
       </w:r>
       <w:r>
         <w:rPr>
@@ -3762,7 +3762,7 @@
           <w:sz w:val="24"/>
           <w:szCs w:val="24"/>
         </w:rPr>
-        <w:t xml:space="preserve">Teaches.</w:t>
+        <w:t>Teaches.</w:t>
       </w:r>
       <w:r>
         <w:rPr>
@@ -3804,7 +3804,7 @@
           <w:sz w:val="24"/>
           <w:szCs w:val="24"/>
         </w:rPr>
-        <w:t xml:space="preserve">This morning.</w:t>
+        <w:t>This morning.</w:t>
       </w:r>
       <w:r>
         <w:rPr>
@@ -3846,7 +3846,7 @@
           <w:sz w:val="24"/>
           <w:szCs w:val="24"/>
         </w:rPr>
-        <w:t xml:space="preserve">Older than his brother.</w:t>
+        <w:t>Older than his brother.</w:t>
       </w:r>
       <w:r>
         <w:rPr>
@@ -3888,7 +3888,7 @@
           <w:sz w:val="24"/>
           <w:szCs w:val="24"/>
         </w:rPr>
-        <w:t xml:space="preserve">Whiter than snow.</w:t>
+        <w:t>Which category? Whiter than snow.</w:t>
       </w:r>
       <w:r>
         <w:rPr>
@@ -4167,7 +4167,7 @@
           <w:sz w:val="24"/>
           <w:szCs w:val="24"/>
         </w:rPr>
-        <w:t xml:space="preserve">Is cut.</w:t>
+        <w:t>Is cut.</w:t>
       </w:r>
       <w:r>
         <w:rPr>
@@ -4203,7 +4203,7 @@
           <w:sz w:val="24"/>
           <w:szCs w:val="24"/>
         </w:rPr>
-        <w:t xml:space="preserve">Teaches.</w:t>
+        <w:t>Teaches.</w:t>
       </w:r>
       <w:r>
         <w:rPr>
@@ -4239,7 +4239,7 @@
           <w:sz w:val="24"/>
           <w:szCs w:val="24"/>
         </w:rPr>
-        <w:t xml:space="preserve">Is taught.</w:t>
+        <w:t>Is taught.</w:t>
       </w:r>
       <w:r>
         <w:rPr>
@@ -4348,7 +4348,7 @@
           <w:sz w:val="24"/>
           <w:szCs w:val="24"/>
         </w:rPr>
-        <w:t xml:space="preserve">It needs a second thing named. Relation. White, all by itself?</w:t>
+        <w:t>Which category? It needs a second thing named. Relation. White, all by itself?</w:t>
       </w:r>
       <w:r>
         <w:rPr>
@@ -4384,7 +4384,7 @@
           <w:sz w:val="24"/>
           <w:szCs w:val="24"/>
         </w:rPr>
-        <w:t xml:space="preserve">Whiter than snow?</w:t>
+        <w:t>Whiter than snow?</w:t>
       </w:r>
       <w:r>
         <w:rPr>
@@ -4692,7 +4692,7 @@
           <w:sz w:val="24"/>
           <w:szCs w:val="24"/>
         </w:rPr>
-        <w:t xml:space="preserve">Which category. Sitting.</w:t>
+        <w:t>Which category? Sitting.</w:t>
       </w:r>
       <w:r>
         <w:rPr>
@@ -4725,7 +4725,7 @@
           <w:sz w:val="24"/>
           <w:szCs w:val="24"/>
         </w:rPr>
-        <w:t xml:space="preserve">Substance or accident. Sitting.</w:t>
+        <w:t>Substance or accident? Sitting.</w:t>
       </w:r>
       <w:r>
         <w:rPr>
@@ -4773,7 +4773,7 @@
           <w:sz w:val="24"/>
           <w:szCs w:val="24"/>
         </w:rPr>
-        <w:t xml:space="preserve">Which category. Cuts.</w:t>
+        <w:t>Which category? Cuts.</w:t>
       </w:r>
       <w:r>
         <w:rPr>
@@ -4809,7 +4809,7 @@
           <w:sz w:val="24"/>
           <w:szCs w:val="24"/>
         </w:rPr>
-        <w:t xml:space="preserve">Is cut.</w:t>
+        <w:t>Is cut.</w:t>
       </w:r>
       <w:r>
         <w:rPr>
@@ -4842,7 +4842,7 @@
           <w:sz w:val="24"/>
           <w:szCs w:val="24"/>
         </w:rPr>
-        <w:t xml:space="preserve">Substance or accident. Socrates.</w:t>
+        <w:t>Substance or accident? Socrates.</w:t>
       </w:r>
       <w:r>
         <w:rPr>
@@ -4878,7 +4878,40 @@
           <w:sz w:val="24"/>
           <w:szCs w:val="24"/>
         </w:rPr>
-        <w:t xml:space="preserve">First or second.</w:t>
+        <w:t xml:space="preserve">First or second substance? </w:t>
+      </w:r>
+      <w:r>
+        <w:rPr>
+          <w:rFonts w:ascii="Calibri" w:cs="Calibri" w:eastAsia="Calibri" w:hAnsi="Calibri"/>
+          <w:sz w:val="24"/>
+          <w:szCs w:val="24"/>
+        </w:rPr>
+        <w:t xml:space="preserve">(pause, signal) → </w:t>
+      </w:r>
+      <w:r>
+        <w:rPr>
+          <w:rFonts w:ascii="Calibri" w:cs="Calibri" w:eastAsia="Calibri" w:hAnsi="Calibri"/>
+          <w:i/>
+          <w:iCs/>
+          <w:sz w:val="24"/>
+          <w:szCs w:val="24"/>
+        </w:rPr>
+        <w:t xml:space="preserve">First.</w:t>
+      </w:r>
+    </w:p>
+    <w:p>
+      <w:pPr>
+        <w:spacing w:after="120" w:line="276"/>
+      </w:pPr>
+      <w:r>
+        <w:rPr>
+          <w:rFonts w:ascii="Calibri" w:cs="Calibri" w:eastAsia="Calibri" w:hAnsi="Calibri"/>
+          <w:b/>
+          <w:bCs/>
+          <w:sz w:val="24"/>
+          <w:szCs w:val="24"/>
+        </w:rPr>
+        <w:t>Which category? In the temple.</w:t>
       </w:r>
       <w:r>
         <w:rPr>
@@ -4896,22 +4929,22 @@
           <w:sz w:val="24"/>
           <w:szCs w:val="24"/>
         </w:rPr>
-        <w:t xml:space="preserve">First.</w:t>
-      </w:r>
-    </w:p>
-    <w:p>
-      <w:pPr>
-        <w:spacing w:after="120" w:line="276"/>
-      </w:pPr>
-      <w:r>
-        <w:rPr>
-          <w:rFonts w:ascii="Calibri" w:cs="Calibri" w:eastAsia="Calibri" w:hAnsi="Calibri"/>
-          <w:b/>
-          <w:bCs/>
-          <w:sz w:val="24"/>
-          <w:szCs w:val="24"/>
-        </w:rPr>
-        <w:t xml:space="preserve">Which category. In the temple.</w:t>
+        <w:t xml:space="preserve">Where.</w:t>
+      </w:r>
+    </w:p>
+    <w:p>
+      <w:pPr>
+        <w:spacing w:after="120" w:line="276"/>
+      </w:pPr>
+      <w:r>
+        <w:rPr>
+          <w:rFonts w:ascii="Calibri" w:cs="Calibri" w:eastAsia="Calibri" w:hAnsi="Calibri"/>
+          <w:b/>
+          <w:bCs/>
+          <w:sz w:val="24"/>
+          <w:szCs w:val="24"/>
+        </w:rPr>
+        <w:t xml:space="preserve">Which predicable? Socrates can laugh.</w:t>
       </w:r>
       <w:r>
         <w:rPr>
@@ -4929,22 +4962,22 @@
           <w:sz w:val="24"/>
           <w:szCs w:val="24"/>
         </w:rPr>
-        <w:t xml:space="preserve">Where.</w:t>
-      </w:r>
-    </w:p>
-    <w:p>
-      <w:pPr>
-        <w:spacing w:after="120" w:line="276"/>
-      </w:pPr>
-      <w:r>
-        <w:rPr>
-          <w:rFonts w:ascii="Calibri" w:cs="Calibri" w:eastAsia="Calibri" w:hAnsi="Calibri"/>
-          <w:b/>
-          <w:bCs/>
-          <w:sz w:val="24"/>
-          <w:szCs w:val="24"/>
-        </w:rPr>
-        <w:t xml:space="preserve">Which predicable? Socrates can laugh.</w:t>
+        <w:t xml:space="preserve">Property.</w:t>
+      </w:r>
+    </w:p>
+    <w:p>
+      <w:pPr>
+        <w:spacing w:after="120" w:line="276"/>
+      </w:pPr>
+      <w:r>
+        <w:rPr>
+          <w:rFonts w:ascii="Calibri" w:cs="Calibri" w:eastAsia="Calibri" w:hAnsi="Calibri"/>
+          <w:b/>
+          <w:bCs/>
+          <w:sz w:val="24"/>
+          <w:szCs w:val="24"/>
+        </w:rPr>
+        <w:t>Which category? Six feet tall.</w:t>
       </w:r>
       <w:r>
         <w:rPr>
@@ -4962,22 +4995,22 @@
           <w:sz w:val="24"/>
           <w:szCs w:val="24"/>
         </w:rPr>
-        <w:t xml:space="preserve">Property.</w:t>
-      </w:r>
-    </w:p>
-    <w:p>
-      <w:pPr>
-        <w:spacing w:after="120" w:line="276"/>
-      </w:pPr>
-      <w:r>
-        <w:rPr>
-          <w:rFonts w:ascii="Calibri" w:cs="Calibri" w:eastAsia="Calibri" w:hAnsi="Calibri"/>
-          <w:b/>
-          <w:bCs/>
-          <w:sz w:val="24"/>
-          <w:szCs w:val="24"/>
-        </w:rPr>
-        <w:t xml:space="preserve">Which category. Six feet tall.</w:t>
+        <w:t xml:space="preserve">How much.</w:t>
+      </w:r>
+    </w:p>
+    <w:p>
+      <w:pPr>
+        <w:spacing w:after="120" w:line="276"/>
+      </w:pPr>
+      <w:r>
+        <w:rPr>
+          <w:rFonts w:ascii="Calibri" w:cs="Calibri" w:eastAsia="Calibri" w:hAnsi="Calibri"/>
+          <w:b/>
+          <w:bCs/>
+          <w:sz w:val="24"/>
+          <w:szCs w:val="24"/>
+        </w:rPr>
+        <w:t xml:space="preserve">Build. A knife.</w:t>
       </w:r>
       <w:r>
         <w:rPr>
@@ -4995,22 +5028,22 @@
           <w:sz w:val="24"/>
           <w:szCs w:val="24"/>
         </w:rPr>
-        <w:t xml:space="preserve">How much.</w:t>
-      </w:r>
-    </w:p>
-    <w:p>
-      <w:pPr>
-        <w:spacing w:after="120" w:line="276"/>
-      </w:pPr>
-      <w:r>
-        <w:rPr>
-          <w:rFonts w:ascii="Calibri" w:cs="Calibri" w:eastAsia="Calibri" w:hAnsi="Calibri"/>
-          <w:b/>
-          <w:bCs/>
-          <w:sz w:val="24"/>
-          <w:szCs w:val="24"/>
-        </w:rPr>
-        <w:t xml:space="preserve">Build. A knife.</w:t>
+        <w:t xml:space="preserve">A knife is a tool with a blade for cutting.</w:t>
+      </w:r>
+    </w:p>
+    <w:p>
+      <w:pPr>
+        <w:spacing w:after="120" w:line="276"/>
+      </w:pPr>
+      <w:r>
+        <w:rPr>
+          <w:rFonts w:ascii="Calibri" w:cs="Calibri" w:eastAsia="Calibri" w:hAnsi="Calibri"/>
+          <w:b/>
+          <w:bCs/>
+          <w:sz w:val="24"/>
+          <w:szCs w:val="24"/>
+        </w:rPr>
+        <w:t>Which category? Taller than Plato.</w:t>
       </w:r>
       <w:r>
         <w:rPr>
@@ -5028,39 +5061,6 @@
           <w:sz w:val="24"/>
           <w:szCs w:val="24"/>
         </w:rPr>
-        <w:t xml:space="preserve">A knife is a tool with a blade for cutting.</w:t>
-      </w:r>
-    </w:p>
-    <w:p>
-      <w:pPr>
-        <w:spacing w:after="120" w:line="276"/>
-      </w:pPr>
-      <w:r>
-        <w:rPr>
-          <w:rFonts w:ascii="Calibri" w:cs="Calibri" w:eastAsia="Calibri" w:hAnsi="Calibri"/>
-          <w:b/>
-          <w:bCs/>
-          <w:sz w:val="24"/>
-          <w:szCs w:val="24"/>
-        </w:rPr>
-        <w:t xml:space="preserve">Which category. Taller than Plato.</w:t>
-      </w:r>
-      <w:r>
-        <w:rPr>
-          <w:rFonts w:ascii="Calibri" w:cs="Calibri" w:eastAsia="Calibri" w:hAnsi="Calibri"/>
-          <w:sz w:val="24"/>
-          <w:szCs w:val="24"/>
-        </w:rPr>
-        <w:t xml:space="preserve"> (pause, signal) → </w:t>
-      </w:r>
-      <w:r>
-        <w:rPr>
-          <w:rFonts w:ascii="Calibri" w:cs="Calibri" w:eastAsia="Calibri" w:hAnsi="Calibri"/>
-          <w:i/>
-          <w:iCs/>
-          <w:sz w:val="24"/>
-          <w:szCs w:val="24"/>
-        </w:rPr>
         <w:t xml:space="preserve">Relation.</w:t>
       </w:r>
     </w:p>
@@ -5099,7 +5099,7 @@
           <w:sz w:val="24"/>
           <w:szCs w:val="24"/>
         </w:rPr>
-        <w:t xml:space="preserve">Which category. Armed.</w:t>
+        <w:t>Which category? Armed.</w:t>
       </w:r>
       <w:r>
         <w:rPr>
@@ -5188,7 +5188,7 @@
           <w:sz w:val="24"/>
           <w:szCs w:val="24"/>
         </w:rPr>
-        <w:t xml:space="preserve">Everybody. Which category. Cuts.</w:t>
+        <w:t>Everybody. Which category? Cuts.</w:t>
       </w:r>
       <w:r>
         <w:rPr>
@@ -5224,7 +5224,7 @@
           <w:sz w:val="24"/>
           <w:szCs w:val="24"/>
         </w:rPr>
-        <w:t xml:space="preserve">Is cut.</w:t>
+        <w:t>Is cut.</w:t>
       </w:r>
       <w:r>
         <w:rPr>
@@ -5257,7 +5257,7 @@
           <w:sz w:val="24"/>
           <w:szCs w:val="24"/>
         </w:rPr>
-        <w:t xml:space="preserve">Everybody. Which category. Six feet tall.</w:t>
+        <w:t>Everybody. Which category? Six feet tall.</w:t>
       </w:r>
       <w:r>
         <w:rPr>
@@ -5293,7 +5293,7 @@
           <w:sz w:val="24"/>
           <w:szCs w:val="24"/>
         </w:rPr>
-        <w:t xml:space="preserve">Taller than Plato.</w:t>
+        <w:t>Taller than Plato.</w:t>
       </w:r>
       <w:r>
         <w:rPr>
@@ -5326,7 +5326,7 @@
           <w:sz w:val="24"/>
           <w:szCs w:val="24"/>
         </w:rPr>
-        <w:t xml:space="preserve">(9). Which category. Sitting.</w:t>
+        <w:t>(9). Which category? Sitting.</w:t>
       </w:r>
       <w:r>
         <w:rPr>
@@ -5362,7 +5362,7 @@
           <w:sz w:val="24"/>
           <w:szCs w:val="24"/>
         </w:rPr>
-        <w:t xml:space="preserve">In the market.</w:t>
+        <w:t>In the market.</w:t>
       </w:r>
       <w:r>
         <w:rPr>
@@ -5418,7 +5418,7 @@
           <w:sz w:val="24"/>
           <w:szCs w:val="24"/>
         </w:rPr>
-        <w:t xml:space="preserve">Everybody. Substance or accident. Courage.</w:t>
+        <w:t>Everybody. Substance or accident? Courage.</w:t>
       </w:r>
       <w:r>
         <w:rPr>
@@ -5451,7 +5451,7 @@
           <w:sz w:val="24"/>
           <w:szCs w:val="24"/>
         </w:rPr>
-        <w:t xml:space="preserve">Everybody. Judge it. A chair is a chair-shaped seat.</w:t>
+        <w:t>Everybody. Judge it — good, too wide, too narrow, circular, or dark? A chair is a chair-shaped seat.</w:t>
       </w:r>
       <w:r>
         <w:rPr>
@@ -5661,7 +5661,7 @@
           <w:sz w:val="24"/>
           <w:szCs w:val="24"/>
         </w:rPr>
-        <w:t xml:space="preserve">(9). Which category. Cuts.</w:t>
+        <w:t>(9). Which category? Cuts.</w:t>
       </w:r>
       <w:r>
         <w:rPr>
@@ -5697,7 +5697,7 @@
           <w:sz w:val="24"/>
           <w:szCs w:val="24"/>
         </w:rPr>
-        <w:t xml:space="preserve">Is cut.</w:t>
+        <w:t>Is cut.</w:t>
       </w:r>
       <w:r>
         <w:rPr>
@@ -5730,7 +5730,7 @@
           <w:sz w:val="24"/>
           <w:szCs w:val="24"/>
         </w:rPr>
-        <w:t xml:space="preserve">(9). Which category. White.</w:t>
+        <w:t>(9). Which category? White.</w:t>
       </w:r>
       <w:r>
         <w:rPr>
@@ -5786,7 +5786,7 @@
           <w:sz w:val="24"/>
           <w:szCs w:val="24"/>
         </w:rPr>
-        <w:t xml:space="preserve">(9). Substance or accident. This rock.</w:t>
+        <w:t>(9). Substance or accident? This rock.</w:t>
       </w:r>
       <w:r>
         <w:rPr>
@@ -7398,7 +7398,7 @@
           <w:sz w:val="24"/>
           <w:szCs w:val="24"/>
         </w:rPr>
-        <w:t xml:space="preserve">Brown</w:t>
+        <w:t>Which category? Brown</w:t>
       </w:r>
       <w:r>
         <w:rPr>
@@ -7434,7 +7434,7 @@
           <w:sz w:val="24"/>
           <w:szCs w:val="24"/>
         </w:rPr>
-        <w:t xml:space="preserve">Three feet long</w:t>
+        <w:t>Which category? Three feet long</w:t>
       </w:r>
       <w:r>
         <w:rPr>
@@ -7470,7 +7470,7 @@
           <w:sz w:val="24"/>
           <w:szCs w:val="24"/>
         </w:rPr>
-        <w:t xml:space="preserve">Bigger than a cat</w:t>
+        <w:t>Which category? Bigger than a cat</w:t>
       </w:r>
       <w:r>
         <w:rPr>
@@ -7506,7 +7506,7 @@
           <w:sz w:val="24"/>
           <w:szCs w:val="24"/>
         </w:rPr>
-        <w:t xml:space="preserve">In the yard</w:t>
+        <w:t>Which category? In the yard</w:t>
       </w:r>
       <w:r>
         <w:rPr>
@@ -7542,7 +7542,7 @@
           <w:sz w:val="24"/>
           <w:szCs w:val="24"/>
         </w:rPr>
-        <w:t xml:space="preserve">This morning</w:t>
+        <w:t>Which category? This morning</w:t>
       </w:r>
       <w:r>
         <w:rPr>
@@ -7578,7 +7578,7 @@
           <w:sz w:val="24"/>
           <w:szCs w:val="24"/>
         </w:rPr>
-        <w:t xml:space="preserve">Lying down</w:t>
+        <w:t>Which category? Lying down</w:t>
       </w:r>
       <w:r>
         <w:rPr>
@@ -7614,7 +7614,7 @@
           <w:sz w:val="24"/>
           <w:szCs w:val="24"/>
         </w:rPr>
-        <w:t xml:space="preserve">Wearing a collar</w:t>
+        <w:t>Which category? Wearing a collar</w:t>
       </w:r>
       <w:r>
         <w:rPr>
@@ -7650,7 +7650,7 @@
           <w:sz w:val="24"/>
           <w:szCs w:val="24"/>
         </w:rPr>
-        <w:t xml:space="preserve">Chases the ball</w:t>
+        <w:t>Which category? Chases the ball</w:t>
       </w:r>
       <w:r>
         <w:rPr>
@@ -7686,7 +7686,7 @@
           <w:sz w:val="24"/>
           <w:szCs w:val="24"/>
         </w:rPr>
-        <w:t xml:space="preserve">Is fed</w:t>
+        <w:t>Which category? Is fed</w:t>
       </w:r>
       <w:r>
         <w:rPr>
@@ -9949,7 +9949,7 @@
           <w:sz w:val="24"/>
           <w:szCs w:val="24"/>
         </w:rPr>
-        <w:t xml:space="preserve">Everybody. Cuts.</w:t>
+        <w:t>Everybody. Which category? Cuts.</w:t>
       </w:r>
       <w:r>
         <w:rPr>
@@ -9985,7 +9985,7 @@
           <w:sz w:val="24"/>
           <w:szCs w:val="24"/>
         </w:rPr>
-        <w:t xml:space="preserve">Is cut.</w:t>
+        <w:t>Is cut.</w:t>
       </w:r>
       <w:r>
         <w:rPr>
@@ -10018,7 +10018,7 @@
           <w:sz w:val="24"/>
           <w:szCs w:val="24"/>
         </w:rPr>
-        <w:t xml:space="preserve">Everybody. Six feet tall.</w:t>
+        <w:t>Everybody. Which category? Six feet tall.</w:t>
       </w:r>
       <w:r>
         <w:rPr>
@@ -10054,7 +10054,7 @@
           <w:sz w:val="24"/>
           <w:szCs w:val="24"/>
         </w:rPr>
-        <w:t xml:space="preserve">Taller than Plato.</w:t>
+        <w:t>Taller than Plato.</w:t>
       </w:r>
       <w:r>
         <w:rPr>
@@ -10087,7 +10087,7 @@
           <w:sz w:val="24"/>
           <w:szCs w:val="24"/>
         </w:rPr>
-        <w:t xml:space="preserve">Everybody. Sitting.</w:t>
+        <w:t>Everybody. Which category? Sitting.</w:t>
       </w:r>
       <w:r>
         <w:rPr>
@@ -10123,7 +10123,7 @@
           <w:sz w:val="24"/>
           <w:szCs w:val="24"/>
         </w:rPr>
-        <w:t xml:space="preserve">In the market.</w:t>
+        <w:t>In the market.</w:t>
       </w:r>
       <w:r>
         <w:rPr>
@@ -10156,7 +10156,7 @@
           <w:sz w:val="24"/>
           <w:szCs w:val="24"/>
         </w:rPr>
-        <w:t xml:space="preserve">Everybody. White.</w:t>
+        <w:t>Everybody. Which category? White.</w:t>
       </w:r>
       <w:r>
         <w:rPr>
@@ -10192,7 +10192,7 @@
           <w:sz w:val="24"/>
           <w:szCs w:val="24"/>
         </w:rPr>
-        <w:t xml:space="preserve">Whiter than snow.</w:t>
+        <w:t>Whiter than snow.</w:t>
       </w:r>
       <w:r>
         <w:rPr>
@@ -12376,7 +12376,7 @@
           <w:sz w:val="24"/>
           <w:szCs w:val="24"/>
         </w:rPr>
-        <w:t xml:space="preserve">Build. What sort of thing is fatherhood? Fatherhood is a —</w:t>
+        <w:t>Which category? Build. What sort of thing is fatherhood? Fatherhood is a —</w:t>
       </w:r>
       <w:r>
         <w:rPr>
@@ -12445,7 +12445,7 @@
           <w:sz w:val="24"/>
           <w:szCs w:val="24"/>
         </w:rPr>
-        <w:t xml:space="preserve">First or second?</w:t>
+        <w:t>First or second substance?</w:t>
       </w:r>
       <w:r>
         <w:rPr>
@@ -13215,7 +13215,7 @@
           <w:sz w:val="24"/>
           <w:szCs w:val="24"/>
         </w:rPr>
-        <w:t xml:space="preserve">Which category. Is carried.</w:t>
+        <w:t>Which category? Is carried.</w:t>
       </w:r>
       <w:r>
         <w:rPr>
@@ -13248,7 +13248,7 @@
           <w:sz w:val="24"/>
           <w:szCs w:val="24"/>
         </w:rPr>
-        <w:t xml:space="preserve">Judge it. A well is a hole.</w:t>
+        <w:t>Judge it — good, too wide, too narrow, circular, or dark? A well is a hole.</w:t>
       </w:r>
       <w:r>
         <w:rPr>
@@ -13317,7 +13317,7 @@
           <w:sz w:val="24"/>
           <w:szCs w:val="24"/>
         </w:rPr>
-        <w:t xml:space="preserve">Substance or accident. Wisdom.</w:t>
+        <w:t>Substance or accident? Wisdom.</w:t>
       </w:r>
       <w:r>
         <w:rPr>
@@ -13353,7 +13353,7 @@
           <w:sz w:val="24"/>
           <w:szCs w:val="24"/>
         </w:rPr>
-        <w:t xml:space="preserve">Which kind?</w:t>
+        <w:t>Which category? Which kind?</w:t>
       </w:r>
       <w:r>
         <w:rPr>
@@ -13386,7 +13386,7 @@
           <w:sz w:val="24"/>
           <w:szCs w:val="24"/>
         </w:rPr>
-        <w:t xml:space="preserve">Divide it. Animals: wild, tame, and dogs.</w:t>
+        <w:t>Divide it. Good, leaves some out, overlaps, or two cuts? Animals: wild, tame, and dogs.</w:t>
       </w:r>
       <w:r>
         <w:rPr>
@@ -13488,7 +13488,7 @@
           <w:sz w:val="24"/>
           <w:szCs w:val="24"/>
         </w:rPr>
-        <w:t xml:space="preserve">Substance or accident. Socrates.</w:t>
+        <w:t>Substance or accident? Socrates.</w:t>
       </w:r>
       <w:r>
         <w:rPr>
@@ -13524,7 +13524,7 @@
           <w:sz w:val="24"/>
           <w:szCs w:val="24"/>
         </w:rPr>
-        <w:t xml:space="preserve">First or second?</w:t>
+        <w:t>First or second substance?</w:t>
       </w:r>
       <w:r>
         <w:rPr>
@@ -13557,7 +13557,7 @@
           <w:sz w:val="24"/>
           <w:szCs w:val="24"/>
         </w:rPr>
-        <w:t xml:space="preserve">Which naming? The foot of a man, the foot of a hill.</w:t>
+        <w:t>Which naming — univocal, equivocal, or denominative? The foot of a man, the foot of a hill.</w:t>
       </w:r>
       <w:r>
         <w:rPr>
@@ -13623,7 +13623,7 @@
           <w:sz w:val="24"/>
           <w:szCs w:val="24"/>
         </w:rPr>
-        <w:t xml:space="preserve">(9). Which category. Kneeling.</w:t>
+        <w:t>(9). Which category? Kneeling.</w:t>
       </w:r>
       <w:r>
         <w:rPr>
@@ -13656,7 +13656,7 @@
           <w:sz w:val="24"/>
           <w:szCs w:val="24"/>
         </w:rPr>
-        <w:t xml:space="preserve">(12). Which category. Half.</w:t>
+        <w:t>(12). Which category? Half.</w:t>
       </w:r>
       <w:r>
         <w:rPr>
@@ -13745,7 +13745,7 @@
           <w:sz w:val="24"/>
           <w:szCs w:val="24"/>
         </w:rPr>
-        <w:t xml:space="preserve">Everybody. Cuts.</w:t>
+        <w:t>Everybody. Which category? Cuts.</w:t>
       </w:r>
       <w:r>
         <w:rPr>
@@ -13781,7 +13781,7 @@
           <w:sz w:val="24"/>
           <w:szCs w:val="24"/>
         </w:rPr>
-        <w:t xml:space="preserve">Is cut.</w:t>
+        <w:t>Is cut.</w:t>
       </w:r>
       <w:r>
         <w:rPr>
@@ -13814,7 +13814,7 @@
           <w:sz w:val="24"/>
           <w:szCs w:val="24"/>
         </w:rPr>
-        <w:t xml:space="preserve">Everybody. The feather is light. Which category?</w:t>
+        <w:t>Everybody. Which category? The feather is light.</w:t>
       </w:r>
       <w:r>
         <w:rPr>
@@ -13850,7 +13850,7 @@
           <w:sz w:val="24"/>
           <w:szCs w:val="24"/>
         </w:rPr>
-        <w:t xml:space="preserve">The room is light. Which category?</w:t>
+        <w:t>The room is light.</w:t>
       </w:r>
       <w:r>
         <w:rPr>
@@ -13883,7 +13883,7 @@
           <w:sz w:val="24"/>
           <w:szCs w:val="24"/>
         </w:rPr>
-        <w:t xml:space="preserve">(9). Substance or accident. Shod.</w:t>
+        <w:t>(9). Substance or accident? Shod.</w:t>
       </w:r>
       <w:r>
         <w:rPr>
@@ -13919,7 +13919,7 @@
           <w:sz w:val="24"/>
           <w:szCs w:val="24"/>
         </w:rPr>
-        <w:t xml:space="preserve">Which kind?</w:t>
+        <w:t>Which category? Which kind?</w:t>
       </w:r>
       <w:r>
         <w:rPr>
@@ -13952,7 +13952,7 @@
           <w:sz w:val="24"/>
           <w:szCs w:val="24"/>
         </w:rPr>
-        <w:t xml:space="preserve">(12). Build. Define "sitting."</w:t>
+        <w:t>(12). Which category? Build. Define "sitting."</w:t>
       </w:r>
       <w:r>
         <w:rPr>
@@ -16867,7 +16867,7 @@
           <w:sz w:val="24"/>
           <w:szCs w:val="24"/>
         </w:rPr>
-        <w:t xml:space="preserve">Everybody. Cuts.</w:t>
+        <w:t>Everybody. Which category? Cuts.</w:t>
       </w:r>
       <w:r>
         <w:rPr>
@@ -16903,7 +16903,7 @@
           <w:sz w:val="24"/>
           <w:szCs w:val="24"/>
         </w:rPr>
-        <w:t xml:space="preserve">Is cut.</w:t>
+        <w:t>Is cut.</w:t>
       </w:r>
       <w:r>
         <w:rPr>
@@ -16969,7 +16969,7 @@
           <w:sz w:val="24"/>
           <w:szCs w:val="24"/>
         </w:rPr>
-        <w:t xml:space="preserve">Everybody. Judge it. A chair is a seat.</w:t>
+        <w:t>Everybody. Judge it — good, too wide, too narrow, circular, or dark? A chair is a seat.</w:t>
       </w:r>
       <w:r>
         <w:rPr>
@@ -17038,7 +17038,7 @@
           <w:sz w:val="24"/>
           <w:szCs w:val="24"/>
         </w:rPr>
-        <w:t xml:space="preserve">Everybody. Divide it. Shoes: leather shoes and red shoes.</w:t>
+        <w:t>Everybody. Divide it. Good, leaves some out, overlaps, or two cuts? Shoes: leather shoes and red shoes.</w:t>
       </w:r>
       <w:r>
         <w:rPr>
@@ -17071,7 +17071,7 @@
           <w:sz w:val="24"/>
           <w:szCs w:val="24"/>
         </w:rPr>
-        <w:t xml:space="preserve">Everybody. Which naming? The dog's bark, the tree's bark.</w:t>
+        <w:t>Everybody. Which naming — univocal, equivocal, or denominative? The dog's bark, the tree's bark.</w:t>
       </w:r>
       <w:r>
         <w:rPr>
@@ -17104,7 +17104,7 @@
           <w:sz w:val="24"/>
           <w:szCs w:val="24"/>
         </w:rPr>
-        <w:t xml:space="preserve">Everybody. Substance or accident. This white.</w:t>
+        <w:t>Everybody. Substance or accident? This white.</w:t>
       </w:r>
       <w:r>
         <w:rPr>
@@ -18580,7 +18580,7 @@
           <w:sz w:val="24"/>
           <w:szCs w:val="24"/>
         </w:rPr>
-        <w:t xml:space="preserve">Which category. Is praised.</w:t>
+        <w:t>Which category? Is praised.</w:t>
       </w:r>
       <w:r>
         <w:rPr>
@@ -18613,7 +18613,7 @@
           <w:sz w:val="24"/>
           <w:szCs w:val="24"/>
         </w:rPr>
-        <w:t xml:space="preserve">Which of the four. Teacher and pupil.</w:t>
+        <w:t>Which kind of opposition? Teacher and pupil.</w:t>
       </w:r>
       <w:r>
         <w:rPr>
@@ -18679,7 +18679,7 @@
           <w:sz w:val="24"/>
           <w:szCs w:val="24"/>
         </w:rPr>
-        <w:t xml:space="preserve">Which of the four. Sight and blindness.</w:t>
+        <w:t>Which kind of opposition? Sight and blindness.</w:t>
       </w:r>
       <w:r>
         <w:rPr>
@@ -18712,7 +18712,7 @@
           <w:sz w:val="24"/>
           <w:szCs w:val="24"/>
         </w:rPr>
-        <w:t xml:space="preserve">Judge it. Bread is a farinaceous comestible.</w:t>
+        <w:t>Judge it — good, too wide, too narrow, circular, or dark? Bread is a farinaceous comestible.</w:t>
       </w:r>
       <w:r>
         <w:rPr>
@@ -18745,7 +18745,7 @@
           <w:sz w:val="24"/>
           <w:szCs w:val="24"/>
         </w:rPr>
-        <w:t xml:space="preserve">Which of the four. "Bread is food" and "bread is not food."</w:t>
+        <w:t>Which kind of opposition? "Bread is food" and "bread is not food."</w:t>
       </w:r>
       <w:r>
         <w:rPr>
@@ -18778,7 +18778,7 @@
           <w:sz w:val="24"/>
           <w:szCs w:val="24"/>
         </w:rPr>
-        <w:t xml:space="preserve">Substance or accident. Courage.</w:t>
+        <w:t>Substance or accident? Courage.</w:t>
       </w:r>
       <w:r>
         <w:rPr>
@@ -18814,7 +18814,7 @@
           <w:sz w:val="24"/>
           <w:szCs w:val="24"/>
         </w:rPr>
-        <w:t xml:space="preserve">Which kind?</w:t>
+        <w:t>Which category? Which kind?</w:t>
       </w:r>
       <w:r>
         <w:rPr>
@@ -18847,7 +18847,7 @@
           <w:sz w:val="24"/>
           <w:szCs w:val="24"/>
         </w:rPr>
-        <w:t xml:space="preserve">Which of the four. Hot and cold.</w:t>
+        <w:t>Which kind of opposition? Hot and cold.</w:t>
       </w:r>
       <w:r>
         <w:rPr>
@@ -18880,7 +18880,7 @@
           <w:sz w:val="24"/>
           <w:szCs w:val="24"/>
         </w:rPr>
-        <w:t xml:space="preserve">Divide it. Living things: plants and animals.</w:t>
+        <w:t>Divide it. Good, leaves some out, overlaps, or two cuts? Living things: plants and animals.</w:t>
       </w:r>
       <w:r>
         <w:rPr>
@@ -19056,7 +19056,7 @@
           <w:sz w:val="24"/>
           <w:szCs w:val="24"/>
         </w:rPr>
-        <w:t xml:space="preserve">Everybody. Cuts.</w:t>
+        <w:t>Everybody. Which category? Cuts.</w:t>
       </w:r>
       <w:r>
         <w:rPr>
@@ -19092,7 +19092,7 @@
           <w:sz w:val="24"/>
           <w:szCs w:val="24"/>
         </w:rPr>
-        <w:t xml:space="preserve">Is cut.</w:t>
+        <w:t>Is cut.</w:t>
       </w:r>
       <w:r>
         <w:rPr>
@@ -19191,7 +19191,7 @@
           <w:sz w:val="24"/>
           <w:szCs w:val="24"/>
         </w:rPr>
-        <w:t xml:space="preserve">(12). Judge it. A saw is a tool for cutting oak.</w:t>
+        <w:t>(12). Judge it — good, too wide, too narrow, circular, or dark? A saw is a tool for cutting oak.</w:t>
       </w:r>
       <w:r>
         <w:rPr>
@@ -19529,7 +19529,7 @@
           <w:sz w:val="24"/>
           <w:szCs w:val="24"/>
         </w:rPr>
-        <w:t xml:space="preserve">(9). Which of the four. Father and son.</w:t>
+        <w:t>(9). Which kind of opposition? Father and son.</w:t>
       </w:r>
       <w:r>
         <w:rPr>
@@ -19562,7 +19562,7 @@
           <w:sz w:val="24"/>
           <w:szCs w:val="24"/>
         </w:rPr>
-        <w:t xml:space="preserve">(9). Which of the four. Hot and cold.</w:t>
+        <w:t>(9). Which kind of opposition? Hot and cold.</w:t>
       </w:r>
       <w:r>
         <w:rPr>
@@ -22747,7 +22747,7 @@
           <w:sz w:val="24"/>
           <w:szCs w:val="24"/>
         </w:rPr>
-        <w:t xml:space="preserve">Everybody. Cuts.</w:t>
+        <w:t>Everybody. Which category? Cuts.</w:t>
       </w:r>
       <w:r>
         <w:rPr>
@@ -22783,7 +22783,7 @@
           <w:sz w:val="24"/>
           <w:szCs w:val="24"/>
         </w:rPr>
-        <w:t xml:space="preserve">Is cut.</w:t>
+        <w:t>Is cut.</w:t>
       </w:r>
       <w:r>
         <w:rPr>
@@ -22816,7 +22816,7 @@
           <w:sz w:val="24"/>
           <w:szCs w:val="24"/>
         </w:rPr>
-        <w:t xml:space="preserve">Everybody. Six feet tall.</w:t>
+        <w:t>Everybody. Which category? Six feet tall.</w:t>
       </w:r>
       <w:r>
         <w:rPr>
@@ -22852,7 +22852,7 @@
           <w:sz w:val="24"/>
           <w:szCs w:val="24"/>
         </w:rPr>
-        <w:t xml:space="preserve">Taller than Plato.</w:t>
+        <w:t>Taller than Plato.</w:t>
       </w:r>
       <w:r>
         <w:rPr>
@@ -22885,7 +22885,7 @@
           <w:sz w:val="24"/>
           <w:szCs w:val="24"/>
         </w:rPr>
-        <w:t xml:space="preserve">Everybody. Sitting.</w:t>
+        <w:t>Everybody. Which category? Sitting.</w:t>
       </w:r>
       <w:r>
         <w:rPr>
@@ -22921,7 +22921,7 @@
           <w:sz w:val="24"/>
           <w:szCs w:val="24"/>
         </w:rPr>
-        <w:t xml:space="preserve">In the market.</w:t>
+        <w:t>In the market.</w:t>
       </w:r>
       <w:r>
         <w:rPr>
@@ -22987,7 +22987,7 @@
           <w:sz w:val="24"/>
           <w:szCs w:val="24"/>
         </w:rPr>
-        <w:t xml:space="preserve">Everybody. Judge it. A dog is a doggy animal.</w:t>
+        <w:t>Everybody. Judge it — good, too wide, too narrow, circular, or dark? A dog is a doggy animal.</w:t>
       </w:r>
       <w:r>
         <w:rPr>
@@ -23020,7 +23020,7 @@
           <w:sz w:val="24"/>
           <w:szCs w:val="24"/>
         </w:rPr>
-        <w:t xml:space="preserve">Everybody. Divide it. Animals: wild, tame, and dogs.</w:t>
+        <w:t>Everybody. Divide it. Good, leaves some out, overlaps, or two cuts? Animals: wild, tame, and dogs.</w:t>
       </w:r>
       <w:r>
         <w:rPr>
@@ -23089,7 +23089,7 @@
           <w:sz w:val="24"/>
           <w:szCs w:val="24"/>
         </w:rPr>
-        <w:t xml:space="preserve">Everybody. Which naming? The tree is tall, the man is tall.</w:t>
+        <w:t>Everybody. Which naming — univocal, equivocal, or denominative? The tree is tall, the man is tall.</w:t>
       </w:r>
       <w:r>
         <w:rPr>
@@ -23122,7 +23122,7 @@
           <w:sz w:val="24"/>
           <w:szCs w:val="24"/>
         </w:rPr>
-        <w:t xml:space="preserve">Everybody. Substance or accident. This white.</w:t>
+        <w:t>Everybody. Substance or accident? This white.</w:t>
       </w:r>
       <w:r>
         <w:rPr>
@@ -23630,7 +23630,7 @@
           <w:sz w:val="24"/>
           <w:szCs w:val="24"/>
         </w:rPr>
-        <w:t xml:space="preserve">5. Which act: </w:t>
+        <w:t xml:space="preserve">5. Which act of the mind? </w:t>
       </w:r>
       <w:r>
         <w:rPr>
@@ -23654,7 +23654,7 @@
           <w:sz w:val="24"/>
           <w:szCs w:val="24"/>
         </w:rPr>
-        <w:t xml:space="preserve">6. Which act: </w:t>
+        <w:t xml:space="preserve">6. Which act of the mind? </w:t>
       </w:r>
       <w:r>
         <w:rPr>
@@ -23678,7 +23678,7 @@
           <w:sz w:val="24"/>
           <w:szCs w:val="24"/>
         </w:rPr>
-        <w:t xml:space="preserve">7. Definition or list: </w:t>
+        <w:t xml:space="preserve">7. Definition or list? </w:t>
       </w:r>
       <w:r>
         <w:rPr>
@@ -23734,7 +23734,7 @@
           <w:sz w:val="24"/>
           <w:szCs w:val="24"/>
         </w:rPr>
-        <w:t xml:space="preserve">9. Singular or universal: </w:t>
+        <w:t xml:space="preserve">9. Singular or universal? </w:t>
       </w:r>
       <w:r>
         <w:rPr>
@@ -23758,7 +23758,7 @@
           <w:sz w:val="24"/>
           <w:szCs w:val="24"/>
         </w:rPr>
-        <w:t xml:space="preserve">10. Singular or universal: </w:t>
+        <w:t xml:space="preserve">10. Singular or universal? </w:t>
       </w:r>
       <w:r>
         <w:rPr>
@@ -27731,7 +27731,24 @@
           <w:sz w:val="24"/>
           <w:szCs w:val="24"/>
         </w:rPr>
-        <w:t xml:space="preserve"> → Definition. / </w:t>
+        <w:t xml:space="preserve"> → </w:t>
+      </w:r>
+      <w:r>
+        <w:rPr>
+          <w:rFonts w:ascii="Calibri" w:cs="Calibri" w:eastAsia="Calibri" w:hAnsi="Calibri"/>
+          <w:i/>
+          <w:sz w:val="24"/>
+          <w:szCs w:val="24"/>
+        </w:rPr>
+        <w:t>Definition.</w:t>
+      </w:r>
+      <w:r>
+        <w:rPr>
+          <w:rFonts w:ascii="Calibri" w:cs="Calibri" w:eastAsia="Calibri" w:hAnsi="Calibri"/>
+          <w:sz w:val="24"/>
+          <w:szCs w:val="24"/>
+        </w:rPr>
+        <w:t xml:space="preserve"> / </w:t>
       </w:r>
       <w:r>
         <w:rPr>

--- a/Direct Instruction Scripts/Unit 1 Part C - Lessons 12-15.docx
+++ b/Direct Instruction Scripts/Unit 1 Part C - Lessons 12-15.docx
@@ -9137,7 +9137,7 @@
           <w:sz w:val="24"/>
           <w:szCs w:val="24"/>
         </w:rPr>
-        <w:t xml:space="preserve">PROPERTY — not what makes the thing what it is, but every one has it, always</w:t>
+        <w:t>PROPERTY — not what makes the thing what it is, but every one has it, always, and nothing else does</w:t>
       </w:r>
     </w:p>
     <w:p>
@@ -15985,7 +15985,7 @@
           <w:sz w:val="24"/>
           <w:szCs w:val="24"/>
         </w:rPr>
-        <w:t xml:space="preserve">PROPERTY — not what makes the thing what it is, but every one has it, always</w:t>
+        <w:t>PROPERTY — not what makes the thing what it is, but every one has it, always, and nothing else does</w:t>
       </w:r>
     </w:p>
     <w:p>
@@ -21727,7 +21727,7 @@
           <w:sz w:val="24"/>
           <w:szCs w:val="24"/>
         </w:rPr>
-        <w:t xml:space="preserve">PROPERTY — not what makes the thing what it is, but every one has it, always</w:t>
+        <w:t>PROPERTY — not what makes the thing what it is, but every one has it, always, and nothing else does</w:t>
       </w:r>
     </w:p>
     <w:p>
@@ -26044,17 +26044,7 @@
           <w:sz w:val="24"/>
           <w:szCs w:val="24"/>
         </w:rPr>
-        <w:t xml:space="preserve">E — division</w:t>
-      </w:r>
-      <w:r>
-        <w:rPr>
-          <w:rFonts w:ascii="Calibri" w:cs="Calibri" w:eastAsia="Calibri" w:hAnsi="Calibri"/>
-          <w:b/>
-          <w:bCs/>
-          <w:sz w:val="24"/>
-          <w:szCs w:val="24"/>
-        </w:rPr>
-        <w:t xml:space="preserve"> — 21–26 — </w:t>
+        <w:t xml:space="preserve">E — division — 21–26 — </w:t>
       </w:r>
       <w:r>
         <w:rPr>
@@ -26104,17 +26094,7 @@
           <w:sz w:val="24"/>
           <w:szCs w:val="24"/>
         </w:rPr>
-        <w:t xml:space="preserve">F — judging definitions</w:t>
-      </w:r>
-      <w:r>
-        <w:rPr>
-          <w:rFonts w:ascii="Calibri" w:cs="Calibri" w:eastAsia="Calibri" w:hAnsi="Calibri"/>
-          <w:b/>
-          <w:bCs/>
-          <w:sz w:val="24"/>
-          <w:szCs w:val="24"/>
-        </w:rPr>
-        <w:t xml:space="preserve"> — 27–34 — </w:t>
+        <w:t xml:space="preserve">F — judging definitions — 27–34 — </w:t>
       </w:r>
       <w:r>
         <w:rPr>
@@ -26164,17 +26144,7 @@
           <w:sz w:val="24"/>
           <w:szCs w:val="24"/>
         </w:rPr>
-        <w:t xml:space="preserve">G — building definitions</w:t>
-      </w:r>
-      <w:r>
-        <w:rPr>
-          <w:rFonts w:ascii="Calibri" w:cs="Calibri" w:eastAsia="Calibri" w:hAnsi="Calibri"/>
-          <w:b/>
-          <w:bCs/>
-          <w:sz w:val="24"/>
-          <w:szCs w:val="24"/>
-        </w:rPr>
-        <w:t xml:space="preserve"> — 35–38 — </w:t>
+        <w:t xml:space="preserve">G — building definitions — 35–38 — </w:t>
       </w:r>
       <w:r>
         <w:rPr>
@@ -26248,17 +26218,7 @@
           <w:sz w:val="24"/>
           <w:szCs w:val="24"/>
         </w:rPr>
-        <w:t xml:space="preserve">I — substance</w:t>
-      </w:r>
-      <w:r>
-        <w:rPr>
-          <w:rFonts w:ascii="Calibri" w:cs="Calibri" w:eastAsia="Calibri" w:hAnsi="Calibri"/>
-          <w:b/>
-          <w:bCs/>
-          <w:sz w:val="24"/>
-          <w:szCs w:val="24"/>
-        </w:rPr>
-        <w:t xml:space="preserve"> — 43–48 — </w:t>
+        <w:t xml:space="preserve">I — substance — 43–48 — </w:t>
       </w:r>
       <w:r>
         <w:rPr>
@@ -26308,17 +26268,7 @@
           <w:sz w:val="24"/>
           <w:szCs w:val="24"/>
         </w:rPr>
-        <w:t xml:space="preserve">J — categories</w:t>
-      </w:r>
-      <w:r>
-        <w:rPr>
-          <w:rFonts w:ascii="Calibri" w:cs="Calibri" w:eastAsia="Calibri" w:hAnsi="Calibri"/>
-          <w:b/>
-          <w:bCs/>
-          <w:sz w:val="24"/>
-          <w:szCs w:val="24"/>
-        </w:rPr>
-        <w:t xml:space="preserve"> — 49–56 — </w:t>
+        <w:t xml:space="preserve">J — categories — 49–56 — </w:t>
       </w:r>
       <w:r>
         <w:rPr>
@@ -27871,15 +27821,15 @@
           <w:sz w:val="24"/>
           <w:szCs w:val="24"/>
         </w:rPr>
-        <w:t xml:space="preserve">A square has four corners</w:t>
-      </w:r>
-      <w:r>
-        <w:rPr>
-          <w:rFonts w:ascii="Calibri" w:cs="Calibri" w:eastAsia="Calibri" w:hAnsi="Calibri"/>
-          <w:sz w:val="24"/>
-          <w:szCs w:val="24"/>
-        </w:rPr>
-        <w:t xml:space="preserve"> → Property. / </w:t>
+        <w:t xml:space="preserve">Socrates can learn to read → Property. / </w:t>
+      </w:r>
+      <w:r>
+        <w:rPr>
+          <w:rFonts w:ascii="Calibri" w:cs="Calibri" w:eastAsia="Calibri" w:hAnsi="Calibri"/>
+          <w:sz w:val="24"/>
+          <w:szCs w:val="24"/>
+        </w:rPr>
+        <w:t/>
       </w:r>
       <w:r>
         <w:rPr>
@@ -30002,7 +29952,7 @@
           <w:sz w:val="24"/>
           <w:szCs w:val="24"/>
         </w:rPr>
-        <w:t xml:space="preserve">PROPERTY — not what makes the thing what it is, but every one has it, always</w:t>
+        <w:t>PROPERTY — not what makes the thing what it is, but every one has it, always, and nothing else does</w:t>
       </w:r>
     </w:p>
     <w:p>
